--- a/Alok_Kumar_Singh_UAE_CV.docx
+++ b/Alok_Kumar_Singh_UAE_CV.docx
@@ -245,7 +245,7 @@
           <w:b/>
           <w:bCs/>
         </w:rPr>
-        <w:t xml:space="preserve">Bengaluru, India | Apr 2023 – Present</w:t>
+        <w:t xml:space="preserve">Bengaluru, India | Apr 2023 – Apr 2026</w:t>
       </w:r>
     </w:p>
     <w:p>
